--- a/docs/02252026_FirstMeeting.docx
+++ b/docs/02252026_FirstMeeting.docx
@@ -1938,6 +1938,176 @@
               </w:rPr>
               <w:t>How you complete the task</w:t>
             </w:r>
+          </w:p>
+        </w:tc>
+      </w:tr>
+      <w:tr>
+        <w:trPr>
+          <w:trHeight w:val="288"/>
+        </w:trPr>
+        <w:tc>
+          <w:tcPr>
+            <w:tcW w:w="3900" w:type="dxa"/>
+            <w:noWrap/>
+            <w:vAlign w:val="bottom"/>
+          </w:tcPr>
+          <w:p>
+            <w:pPr>
+              <w:spacing w:after="0" w:line="240" w:lineRule="auto"/>
+              <w:rPr>
+                <w:rFonts w:ascii="Aptos Narrow" w:eastAsia="Times New Roman" w:hAnsi="Aptos Narrow" w:cs="Times New Roman"/>
+                <w:color w:val="000000"/>
+                <w:kern w:val="0"/>
+                <w:sz w:val="22"/>
+                <w:szCs w:val="22"/>
+                <w14:ligatures w14:val="none"/>
+              </w:rPr>
+            </w:pPr>
+          </w:p>
+        </w:tc>
+        <w:tc>
+          <w:tcPr>
+            <w:tcW w:w="1009" w:type="dxa"/>
+            <w:noWrap/>
+            <w:vAlign w:val="bottom"/>
+          </w:tcPr>
+          <w:p>
+            <w:pPr>
+              <w:spacing w:after="0" w:line="240" w:lineRule="auto"/>
+              <w:rPr>
+                <w:rFonts w:ascii="Aptos Narrow" w:eastAsia="Times New Roman" w:hAnsi="Aptos Narrow" w:cs="Times New Roman"/>
+                <w:color w:val="000000"/>
+                <w:kern w:val="0"/>
+                <w:sz w:val="22"/>
+                <w:szCs w:val="22"/>
+                <w14:ligatures w14:val="none"/>
+              </w:rPr>
+            </w:pPr>
+          </w:p>
+        </w:tc>
+        <w:tc>
+          <w:tcPr>
+            <w:tcW w:w="1206" w:type="dxa"/>
+            <w:noWrap/>
+            <w:vAlign w:val="bottom"/>
+          </w:tcPr>
+          <w:p>
+            <w:pPr>
+              <w:spacing w:after="0" w:line="240" w:lineRule="auto"/>
+              <w:rPr>
+                <w:rFonts w:ascii="Aptos Narrow" w:eastAsia="Times New Roman" w:hAnsi="Aptos Narrow" w:cs="Times New Roman"/>
+                <w:color w:val="000000"/>
+                <w:kern w:val="0"/>
+                <w:sz w:val="22"/>
+                <w:szCs w:val="22"/>
+                <w14:ligatures w14:val="none"/>
+              </w:rPr>
+            </w:pPr>
+          </w:p>
+        </w:tc>
+        <w:tc>
+          <w:tcPr>
+            <w:tcW w:w="3330" w:type="dxa"/>
+            <w:noWrap/>
+            <w:vAlign w:val="bottom"/>
+          </w:tcPr>
+          <w:p>
+            <w:pPr>
+              <w:spacing w:after="0" w:line="240" w:lineRule="auto"/>
+              <w:rPr>
+                <w:rFonts w:ascii="Aptos Narrow" w:eastAsia="Times New Roman" w:hAnsi="Aptos Narrow" w:cs="Times New Roman"/>
+                <w:color w:val="000000"/>
+                <w:kern w:val="0"/>
+                <w:sz w:val="22"/>
+                <w:szCs w:val="22"/>
+                <w14:ligatures w14:val="none"/>
+              </w:rPr>
+            </w:pPr>
+          </w:p>
+        </w:tc>
+      </w:tr>
+      <w:tr>
+        <w:trPr>
+          <w:trHeight w:val="288"/>
+        </w:trPr>
+        <w:tc>
+          <w:tcPr>
+            <w:tcW w:w="3900" w:type="dxa"/>
+            <w:noWrap/>
+            <w:vAlign w:val="bottom"/>
+          </w:tcPr>
+          <w:p>
+            <w:pPr>
+              <w:spacing w:after="0" w:line="240" w:lineRule="auto"/>
+              <w:rPr>
+                <w:rFonts w:ascii="Aptos Narrow" w:eastAsia="Times New Roman" w:hAnsi="Aptos Narrow" w:cs="Times New Roman"/>
+                <w:color w:val="000000"/>
+                <w:kern w:val="0"/>
+                <w:sz w:val="22"/>
+                <w:szCs w:val="22"/>
+                <w14:ligatures w14:val="none"/>
+              </w:rPr>
+            </w:pPr>
+          </w:p>
+        </w:tc>
+        <w:tc>
+          <w:tcPr>
+            <w:tcW w:w="1009" w:type="dxa"/>
+            <w:noWrap/>
+            <w:vAlign w:val="bottom"/>
+          </w:tcPr>
+          <w:p>
+            <w:pPr>
+              <w:spacing w:after="0" w:line="240" w:lineRule="auto"/>
+              <w:rPr>
+                <w:rFonts w:ascii="Aptos Narrow" w:eastAsia="Times New Roman" w:hAnsi="Aptos Narrow" w:cs="Times New Roman"/>
+                <w:color w:val="000000"/>
+                <w:kern w:val="0"/>
+                <w:sz w:val="22"/>
+                <w:szCs w:val="22"/>
+                <w14:ligatures w14:val="none"/>
+              </w:rPr>
+            </w:pPr>
+          </w:p>
+        </w:tc>
+        <w:tc>
+          <w:tcPr>
+            <w:tcW w:w="1206" w:type="dxa"/>
+            <w:noWrap/>
+            <w:vAlign w:val="bottom"/>
+          </w:tcPr>
+          <w:p>
+            <w:pPr>
+              <w:spacing w:after="0" w:line="240" w:lineRule="auto"/>
+              <w:rPr>
+                <w:rFonts w:ascii="Aptos Narrow" w:eastAsia="Times New Roman" w:hAnsi="Aptos Narrow" w:cs="Times New Roman"/>
+                <w:color w:val="000000"/>
+                <w:kern w:val="0"/>
+                <w:sz w:val="22"/>
+                <w:szCs w:val="22"/>
+                <w14:ligatures w14:val="none"/>
+              </w:rPr>
+            </w:pPr>
+          </w:p>
+        </w:tc>
+        <w:tc>
+          <w:tcPr>
+            <w:tcW w:w="3330" w:type="dxa"/>
+            <w:noWrap/>
+            <w:vAlign w:val="bottom"/>
+          </w:tcPr>
+          <w:p>
+            <w:pPr>
+              <w:spacing w:after="0" w:line="240" w:lineRule="auto"/>
+              <w:rPr>
+                <w:rFonts w:ascii="Aptos Narrow" w:eastAsia="Times New Roman" w:hAnsi="Aptos Narrow" w:cs="Times New Roman"/>
+                <w:color w:val="000000"/>
+                <w:kern w:val="0"/>
+                <w:sz w:val="22"/>
+                <w:szCs w:val="22"/>
+                <w14:ligatures w14:val="none"/>
+              </w:rPr>
+            </w:pPr>
           </w:p>
         </w:tc>
       </w:tr>
